--- a/downloads/teacher/04 Units/Unit 02 - Individual Growth and Life Readiness - Me, My Goals, My Money/Lesson 02.21 - The 16 Career Clusters and My Top Three.docx
+++ b/downloads/teacher/04 Units/Unit 02 - Individual Growth and Life Readiness - Me, My Goals, My Money/Lesson 02.21 - The 16 Career Clusters and My Top Three.docx
@@ -230,23 +230,41 @@
       <w:r>
         <w:t xml:space="preserve">By the end of this lesson, students will be able to:</w:t>
       </w:r>
-      <w:r>
-        <w:t xml:space="preserve"> </w:t>
-      </w:r>
-      <w:r>
-        <w:t xml:space="preserve">1. (Low) Given the 16 national career clusters by name, place a named job in the correct cluster for at least eight clusters on the cluster walk.</w:t>
-      </w:r>
-      <w:r>
-        <w:t xml:space="preserve"> </w:t>
-      </w:r>
-      <w:r>
-        <w:t xml:space="preserve">2. (Mid) Using their Lesson 2.2 interest quiz result (their two letters), match their interest letters to the clusters that fit them and mark each cluster Yes, Maybe, or No with a reason.</w:t>
-      </w:r>
-      <w:r>
-        <w:t xml:space="preserve"> </w:t>
-      </w:r>
-      <w:r>
-        <w:t xml:space="preserve">3. (High) Choose their top three clusters, justify each choice in one sentence that names an interest or a strength from Topic 2.1, and identify which of the three (if any) are FACS-related clusters.</w:t>
+    </w:p>
+    <w:p>
+      <w:pPr>
+        <w:numPr>
+          <w:ilvl w:val="0"/>
+          <w:numId w:val="1002"/>
+        </w:numPr>
+        <w:pStyle w:val="Compact"/>
+      </w:pPr>
+      <w:r>
+        <w:t xml:space="preserve">(Low) Given the 16 national career clusters by name, place a named job in the correct cluster for at least eight clusters on the cluster walk.</w:t>
+      </w:r>
+    </w:p>
+    <w:p>
+      <w:pPr>
+        <w:numPr>
+          <w:ilvl w:val="0"/>
+          <w:numId w:val="1002"/>
+        </w:numPr>
+        <w:pStyle w:val="Compact"/>
+      </w:pPr>
+      <w:r>
+        <w:t xml:space="preserve">(Mid) Using their Lesson 2.2 interest quiz result (their two letters), match their interest letters to the clusters that fit them and mark each cluster Yes, Maybe, or No with a reason.</w:t>
+      </w:r>
+    </w:p>
+    <w:p>
+      <w:pPr>
+        <w:numPr>
+          <w:ilvl w:val="0"/>
+          <w:numId w:val="1002"/>
+        </w:numPr>
+        <w:pStyle w:val="Compact"/>
+      </w:pPr>
+      <w:r>
+        <w:t xml:space="preserve">(High) Choose their top three clusters, justify each choice in one sentence that names an interest or a strength from Topic 2.1, and identify which of the three (if any) are FACS-related clusters.</w:t>
       </w:r>
     </w:p>
     <w:p>
@@ -287,7 +305,7 @@
       <w:pPr>
         <w:numPr>
           <w:ilvl w:val="0"/>
-          <w:numId w:val="1002"/>
+          <w:numId w:val="1003"/>
         </w:numPr>
         <w:pStyle w:val="Compact"/>
       </w:pPr>
@@ -314,7 +332,7 @@
       <w:pPr>
         <w:numPr>
           <w:ilvl w:val="0"/>
-          <w:numId w:val="1002"/>
+          <w:numId w:val="1003"/>
         </w:numPr>
         <w:pStyle w:val="Compact"/>
       </w:pPr>
@@ -326,7 +344,7 @@
       <w:pPr>
         <w:numPr>
           <w:ilvl w:val="0"/>
-          <w:numId w:val="1002"/>
+          <w:numId w:val="1003"/>
         </w:numPr>
         <w:pStyle w:val="Compact"/>
       </w:pPr>
@@ -353,7 +371,7 @@
       <w:pPr>
         <w:numPr>
           <w:ilvl w:val="0"/>
-          <w:numId w:val="1002"/>
+          <w:numId w:val="1003"/>
         </w:numPr>
         <w:pStyle w:val="Compact"/>
       </w:pPr>
@@ -374,7 +392,7 @@
       <w:pPr>
         <w:numPr>
           <w:ilvl w:val="0"/>
-          <w:numId w:val="1002"/>
+          <w:numId w:val="1003"/>
         </w:numPr>
         <w:pStyle w:val="Compact"/>
       </w:pPr>
@@ -386,7 +404,7 @@
       <w:pPr>
         <w:numPr>
           <w:ilvl w:val="0"/>
-          <w:numId w:val="1002"/>
+          <w:numId w:val="1003"/>
         </w:numPr>
         <w:pStyle w:val="Compact"/>
       </w:pPr>
@@ -407,7 +425,7 @@
       <w:pPr>
         <w:numPr>
           <w:ilvl w:val="0"/>
-          <w:numId w:val="1002"/>
+          <w:numId w:val="1003"/>
         </w:numPr>
         <w:pStyle w:val="Compact"/>
       </w:pPr>
@@ -419,7 +437,7 @@
       <w:pPr>
         <w:numPr>
           <w:ilvl w:val="0"/>
-          <w:numId w:val="1002"/>
+          <w:numId w:val="1003"/>
         </w:numPr>
         <w:pStyle w:val="Compact"/>
       </w:pPr>
@@ -952,49 +970,85 @@
       <w:r>
         <w:t xml:space="preserve">Monitor understanding:</w:t>
       </w:r>
-      <w:r>
-        <w:t xml:space="preserve"> </w:t>
-      </w:r>
-      <w:r>
-        <w:t xml:space="preserve">- A veterinarian works with animals. Which cluster? (Agriculture, Food and Natural Resources, not Health Science.) Why does that make sense?</w:t>
-      </w:r>
-      <w:r>
-        <w:t xml:space="preserve"> </w:t>
-      </w:r>
-      <w:r>
-        <w:t xml:space="preserve">- A chef and a hotel manager are in the same cluster. What do they share?</w:t>
-      </w:r>
-      <w:r>
-        <w:t xml:space="preserve"> </w:t>
-      </w:r>
-      <w:r>
-        <w:t xml:space="preserve">- Your two letters are S and A. Which three posters should you look at hardest?</w:t>
-      </w:r>
-    </w:p>
-    <w:p>
-      <w:pPr>
-        <w:pStyle w:val="BodyText"/>
+    </w:p>
+    <w:p>
+      <w:pPr>
+        <w:numPr>
+          <w:ilvl w:val="0"/>
+          <w:numId w:val="1004"/>
+        </w:numPr>
+        <w:pStyle w:val="Compact"/>
+      </w:pPr>
+      <w:r>
+        <w:t xml:space="preserve">A veterinarian works with animals. Which cluster? (Agriculture, Food and Natural Resources, not Health Science.) Why does that make sense?</w:t>
+      </w:r>
+    </w:p>
+    <w:p>
+      <w:pPr>
+        <w:numPr>
+          <w:ilvl w:val="0"/>
+          <w:numId w:val="1004"/>
+        </w:numPr>
+        <w:pStyle w:val="Compact"/>
+      </w:pPr>
+      <w:r>
+        <w:t xml:space="preserve">A chef and a hotel manager are in the same cluster. What do they share?</w:t>
+      </w:r>
+    </w:p>
+    <w:p>
+      <w:pPr>
+        <w:numPr>
+          <w:ilvl w:val="0"/>
+          <w:numId w:val="1004"/>
+        </w:numPr>
+        <w:pStyle w:val="Compact"/>
+      </w:pPr>
+      <w:r>
+        <w:t xml:space="preserve">Your two letters are S and A. Which three posters should you look at hardest?</w:t>
+      </w:r>
+    </w:p>
+    <w:p>
+      <w:pPr>
+        <w:pStyle w:val="FirstParagraph"/>
       </w:pPr>
       <w:r>
         <w:t xml:space="preserve">Deepen learning:</w:t>
       </w:r>
-      <w:r>
-        <w:t xml:space="preserve"> </w:t>
-      </w:r>
-      <w:r>
-        <w:t xml:space="preserve">- Your quiz says one thing and your gut says another. Which do you trust? What would you do to find out?</w:t>
-      </w:r>
-      <w:r>
-        <w:t xml:space="preserve"> </w:t>
-      </w:r>
-      <w:r>
-        <w:t xml:space="preserve">- Why are eight of the sixteen clusters connected to what we do in this room? What does that say about FACS?</w:t>
-      </w:r>
-      <w:r>
-        <w:t xml:space="preserve"> </w:t>
-      </w:r>
-      <w:r>
-        <w:t xml:space="preserve">- Someone who never took this class picks a career at 18. What do they not know that you now know?</w:t>
+    </w:p>
+    <w:p>
+      <w:pPr>
+        <w:numPr>
+          <w:ilvl w:val="0"/>
+          <w:numId w:val="1005"/>
+        </w:numPr>
+        <w:pStyle w:val="Compact"/>
+      </w:pPr>
+      <w:r>
+        <w:t xml:space="preserve">Your quiz says one thing and your gut says another. Which do you trust? What would you do to find out?</w:t>
+      </w:r>
+    </w:p>
+    <w:p>
+      <w:pPr>
+        <w:numPr>
+          <w:ilvl w:val="0"/>
+          <w:numId w:val="1005"/>
+        </w:numPr>
+        <w:pStyle w:val="Compact"/>
+      </w:pPr>
+      <w:r>
+        <w:t xml:space="preserve">Why are eight of the sixteen clusters connected to what we do in this room? What does that say about FACS?</w:t>
+      </w:r>
+    </w:p>
+    <w:p>
+      <w:pPr>
+        <w:numPr>
+          <w:ilvl w:val="0"/>
+          <w:numId w:val="1005"/>
+        </w:numPr>
+        <w:pStyle w:val="Compact"/>
+      </w:pPr>
+      <w:r>
+        <w:t xml:space="preserve">Someone who never took this class picks a career at 18. What do they not know that you now know?</w:t>
       </w:r>
     </w:p>
     <w:p>
@@ -1161,7 +1215,7 @@
       <w:pPr>
         <w:numPr>
           <w:ilvl w:val="0"/>
-          <w:numId w:val="1003"/>
+          <w:numId w:val="1006"/>
         </w:numPr>
         <w:pStyle w:val="Compact"/>
       </w:pPr>
@@ -1185,7 +1239,7 @@
       <w:pPr>
         <w:numPr>
           <w:ilvl w:val="0"/>
-          <w:numId w:val="1003"/>
+          <w:numId w:val="1006"/>
         </w:numPr>
         <w:pStyle w:val="Compact"/>
       </w:pPr>
@@ -1197,7 +1251,7 @@
       <w:pPr>
         <w:numPr>
           <w:ilvl w:val="0"/>
-          <w:numId w:val="1003"/>
+          <w:numId w:val="1006"/>
         </w:numPr>
         <w:pStyle w:val="Compact"/>
       </w:pPr>
@@ -1209,7 +1263,7 @@
       <w:pPr>
         <w:numPr>
           <w:ilvl w:val="0"/>
-          <w:numId w:val="1003"/>
+          <w:numId w:val="1006"/>
         </w:numPr>
         <w:pStyle w:val="Compact"/>
       </w:pPr>
@@ -1221,7 +1275,7 @@
       <w:pPr>
         <w:numPr>
           <w:ilvl w:val="0"/>
-          <w:numId w:val="1003"/>
+          <w:numId w:val="1006"/>
         </w:numPr>
         <w:pStyle w:val="Compact"/>
       </w:pPr>
@@ -1233,7 +1287,7 @@
       <w:pPr>
         <w:numPr>
           <w:ilvl w:val="0"/>
-          <w:numId w:val="1003"/>
+          <w:numId w:val="1006"/>
         </w:numPr>
         <w:pStyle w:val="Compact"/>
       </w:pPr>
@@ -1537,7 +1591,7 @@
       <w:pPr>
         <w:numPr>
           <w:ilvl w:val="0"/>
-          <w:numId w:val="1004"/>
+          <w:numId w:val="1007"/>
         </w:numPr>
         <w:pStyle w:val="Compact"/>
       </w:pPr>
@@ -1561,7 +1615,7 @@
       <w:pPr>
         <w:numPr>
           <w:ilvl w:val="0"/>
-          <w:numId w:val="1004"/>
+          <w:numId w:val="1007"/>
         </w:numPr>
         <w:pStyle w:val="Compact"/>
       </w:pPr>
@@ -1573,7 +1627,7 @@
       <w:pPr>
         <w:numPr>
           <w:ilvl w:val="0"/>
-          <w:numId w:val="1004"/>
+          <w:numId w:val="1007"/>
         </w:numPr>
         <w:pStyle w:val="Compact"/>
       </w:pPr>
@@ -1597,7 +1651,7 @@
       <w:pPr>
         <w:numPr>
           <w:ilvl w:val="0"/>
-          <w:numId w:val="1004"/>
+          <w:numId w:val="1007"/>
         </w:numPr>
         <w:pStyle w:val="Compact"/>
       </w:pPr>
@@ -1609,7 +1663,7 @@
       <w:pPr>
         <w:numPr>
           <w:ilvl w:val="0"/>
-          <w:numId w:val="1004"/>
+          <w:numId w:val="1007"/>
         </w:numPr>
         <w:pStyle w:val="Compact"/>
       </w:pPr>
@@ -1630,7 +1684,7 @@
       <w:pPr>
         <w:numPr>
           <w:ilvl w:val="0"/>
-          <w:numId w:val="1004"/>
+          <w:numId w:val="1007"/>
         </w:numPr>
         <w:pStyle w:val="Compact"/>
       </w:pPr>
@@ -1670,7 +1724,7 @@
       <w:pPr>
         <w:numPr>
           <w:ilvl w:val="0"/>
-          <w:numId w:val="1005"/>
+          <w:numId w:val="1008"/>
         </w:numPr>
         <w:pStyle w:val="Compact"/>
       </w:pPr>
@@ -1682,7 +1736,7 @@
       <w:pPr>
         <w:numPr>
           <w:ilvl w:val="0"/>
-          <w:numId w:val="1005"/>
+          <w:numId w:val="1008"/>
         </w:numPr>
         <w:pStyle w:val="Compact"/>
       </w:pPr>
@@ -1694,7 +1748,7 @@
       <w:pPr>
         <w:numPr>
           <w:ilvl w:val="0"/>
-          <w:numId w:val="1005"/>
+          <w:numId w:val="1008"/>
         </w:numPr>
         <w:pStyle w:val="Compact"/>
       </w:pPr>
@@ -1706,7 +1760,7 @@
       <w:pPr>
         <w:numPr>
           <w:ilvl w:val="0"/>
-          <w:numId w:val="1005"/>
+          <w:numId w:val="1008"/>
         </w:numPr>
         <w:pStyle w:val="Compact"/>
       </w:pPr>
@@ -1718,7 +1772,7 @@
       <w:pPr>
         <w:numPr>
           <w:ilvl w:val="0"/>
-          <w:numId w:val="1005"/>
+          <w:numId w:val="1008"/>
         </w:numPr>
         <w:pStyle w:val="Compact"/>
       </w:pPr>
@@ -2038,6 +2092,118 @@
       </w:pPr>
     </w:lvl>
   </w:abstractNum>
+  <w:abstractNum w:abstractNumId="99411">
+    <w:nsid w:val="71315dca"/>
+    <w:multiLevelType w:val="multilevel"/>
+    <w:lvl w:ilvl="0">
+      <w:start w:val="1"/>
+      <w:numFmt w:val="decimal"/>
+      <w:lvlText w:val="%1."/>
+      <w:lvlJc w:val="left"/>
+      <w:pPr>
+        <w:tabs>
+          <w:tab w:val="num" w:pos="0"/>
+        </w:tabs>
+        <w:ind w:left="480" w:hanging="480"/>
+      </w:pPr>
+    </w:lvl>
+    <w:lvl w:ilvl="1">
+      <w:start w:val="1"/>
+      <w:numFmt w:val="decimal"/>
+      <w:lvlText w:val="%2."/>
+      <w:lvlJc w:val="left"/>
+      <w:pPr>
+        <w:tabs>
+          <w:tab w:val="num" w:pos="720"/>
+        </w:tabs>
+        <w:ind w:left="1200" w:hanging="480"/>
+      </w:pPr>
+    </w:lvl>
+    <w:lvl w:ilvl="2">
+      <w:start w:val="1"/>
+      <w:numFmt w:val="decimal"/>
+      <w:lvlText w:val="%3."/>
+      <w:lvlJc w:val="left"/>
+      <w:pPr>
+        <w:tabs>
+          <w:tab w:val="num" w:pos="1440"/>
+        </w:tabs>
+        <w:ind w:left="1920" w:hanging="480"/>
+      </w:pPr>
+    </w:lvl>
+    <w:lvl w:ilvl="3">
+      <w:start w:val="1"/>
+      <w:numFmt w:val="decimal"/>
+      <w:lvlText w:val="%4."/>
+      <w:lvlJc w:val="left"/>
+      <w:pPr>
+        <w:tabs>
+          <w:tab w:val="num" w:pos="2160"/>
+        </w:tabs>
+        <w:ind w:left="2640" w:hanging="480"/>
+      </w:pPr>
+    </w:lvl>
+    <w:lvl w:ilvl="4">
+      <w:start w:val="1"/>
+      <w:numFmt w:val="decimal"/>
+      <w:lvlText w:val="%5."/>
+      <w:lvlJc w:val="left"/>
+      <w:pPr>
+        <w:tabs>
+          <w:tab w:val="num" w:pos="2880"/>
+        </w:tabs>
+        <w:ind w:left="3360" w:hanging="480"/>
+      </w:pPr>
+    </w:lvl>
+    <w:lvl w:ilvl="5">
+      <w:start w:val="1"/>
+      <w:numFmt w:val="decimal"/>
+      <w:lvlText w:val="%6."/>
+      <w:lvlJc w:val="left"/>
+      <w:pPr>
+        <w:tabs>
+          <w:tab w:val="num" w:pos="3600"/>
+        </w:tabs>
+        <w:ind w:left="4080" w:hanging="480"/>
+      </w:pPr>
+    </w:lvl>
+    <w:lvl w:ilvl="6">
+      <w:start w:val="1"/>
+      <w:numFmt w:val="decimal"/>
+      <w:lvlText w:val="%7."/>
+      <w:lvlJc w:val="left"/>
+      <w:pPr>
+        <w:tabs>
+          <w:tab w:val="num" w:pos="4320"/>
+        </w:tabs>
+        <w:ind w:left="4800" w:hanging="480"/>
+      </w:pPr>
+    </w:lvl>
+    <w:lvl w:ilvl="7">
+      <w:start w:val="1"/>
+      <w:numFmt w:val="decimal"/>
+      <w:lvlText w:val="%8."/>
+      <w:lvlJc w:val="left"/>
+      <w:pPr>
+        <w:tabs>
+          <w:tab w:val="num" w:pos="5040"/>
+        </w:tabs>
+        <w:ind w:left="5520" w:hanging="480"/>
+      </w:pPr>
+    </w:lvl>
+    <w:lvl w:ilvl="8">
+      <w:start w:val="1"/>
+      <w:numFmt w:val="decimal"/>
+      <w:lvlText w:val="%9."/>
+      <w:lvlJc w:val="left"/>
+      <w:pPr>
+        <w:tabs>
+          <w:tab w:val="num" w:pos="5760"/>
+        </w:tabs>
+        <w:ind w:left="6240" w:hanging="480"/>
+      </w:pPr>
+    </w:lvl>
+  </w:abstractNum>
   <w:num w:numId="1000">
     <w:abstractNumId w:val="990"/>
   </w:num>
@@ -2045,7 +2211,34 @@
     <w:abstractNumId w:val="991"/>
   </w:num>
   <w:num w:numId="1002">
-    <w:abstractNumId w:val="991"/>
+    <w:abstractNumId w:val="99411"/>
+    <w:lvlOverride w:ilvl="0">
+      <w:startOverride w:val="1"/>
+    </w:lvlOverride>
+    <w:lvlOverride w:ilvl="1">
+      <w:startOverride w:val="1"/>
+    </w:lvlOverride>
+    <w:lvlOverride w:ilvl="2">
+      <w:startOverride w:val="1"/>
+    </w:lvlOverride>
+    <w:lvlOverride w:ilvl="3">
+      <w:startOverride w:val="1"/>
+    </w:lvlOverride>
+    <w:lvlOverride w:ilvl="4">
+      <w:startOverride w:val="1"/>
+    </w:lvlOverride>
+    <w:lvlOverride w:ilvl="5">
+      <w:startOverride w:val="1"/>
+    </w:lvlOverride>
+    <w:lvlOverride w:ilvl="6">
+      <w:startOverride w:val="1"/>
+    </w:lvlOverride>
+    <w:lvlOverride w:ilvl="7">
+      <w:startOverride w:val="1"/>
+    </w:lvlOverride>
+    <w:lvlOverride w:ilvl="8">
+      <w:startOverride w:val="1"/>
+    </w:lvlOverride>
   </w:num>
   <w:num w:numId="1003">
     <w:abstractNumId w:val="991"/>
@@ -2054,6 +2247,15 @@
     <w:abstractNumId w:val="991"/>
   </w:num>
   <w:num w:numId="1005">
+    <w:abstractNumId w:val="991"/>
+  </w:num>
+  <w:num w:numId="1006">
+    <w:abstractNumId w:val="991"/>
+  </w:num>
+  <w:num w:numId="1007">
+    <w:abstractNumId w:val="991"/>
+  </w:num>
+  <w:num w:numId="1008">
     <w:abstractNumId w:val="991"/>
   </w:num>
 </w:numbering>

--- a/downloads/teacher/04 Units/Unit 02 - Individual Growth and Life Readiness - Me, My Goals, My Money/Lesson 02.21 - The 16 Career Clusters and My Top Three.docx
+++ b/downloads/teacher/04 Units/Unit 02 - Individual Growth and Life Readiness - Me, My Goals, My Money/Lesson 02.21 - The 16 Career Clusters and My Top Three.docx
@@ -1220,7 +1220,7 @@
         <w:pStyle w:val="Compact"/>
       </w:pPr>
       <w:r>
-        <w:t xml:space="preserve">ELL: every poster has one picture per job (described in the handout so Sal can add an image or draw an icon); the cluster names are printed in Turkish, Portuguese, and Spanish on the match sheet (see</w:t>
+        <w:t xml:space="preserve">ELL: every poster has one picture per job (described in the handout so I can add an image or draw an icon); the cluster names are printed in Turkish, Portuguese, and Spanish on the match sheet (see</w:t>
       </w:r>
       <w:r>
         <w:t xml:space="preserve"> </w:t>
@@ -1232,7 +1232,7 @@
         <w:t xml:space="preserve">Vocabulary 02.md</w:t>
       </w:r>
       <w:r>
-        <w:t xml:space="preserve">, marked [check with a native speaker]); the Yes, Maybe, No columns use a check, a question mark, and an X as well as the words; sentence starter for Step 4: "I chose ___ because I like ___."</w:t>
+        <w:t xml:space="preserve">, to be verified by a native speaker); the Yes, Maybe, No columns use a check, a question mark, and an X as well as the words; sentence starter for Step 4: "I chose ___ because I like ___."</w:t>
       </w:r>
     </w:p>
     <w:p>
@@ -1670,15 +1670,6 @@
       <w:r>
         <w:t xml:space="preserve">The 16 national career clusters by their public names, as used in the National Career Clusters Framework (Advance CTE, careertech.org) that the NYS module refers to.</w:t>
       </w:r>
-      <w:r>
-        <w:t xml:space="preserve"> </w:t>
-      </w:r>
-      <w:r>
-        <w:rPr>
-          <w:rStyle w:val="TeacherNote"/>
-        </w:rPr>
-        <w:t xml:space="preserve">[Sal: Advance CTE published a revised framework in 2024 with a different set of clusters; the NYS module text still says 16, so this lesson uses the 16 to match the standard. Check the state’s current guidance once a year.]</w:t>
-      </w:r>
     </w:p>
     <w:p>
       <w:pPr>
@@ -1689,7 +1680,7 @@
         <w:pStyle w:val="Compact"/>
       </w:pPr>
       <w:r>
-        <w:t xml:space="preserve">Sal’s own materials: the Brentwood packet</w:t>
+        <w:t xml:space="preserve">My own materials: my packet</w:t>
       </w:r>
       <w:r>
         <w:t xml:space="preserve"> </w:t>
@@ -1796,15 +1787,6 @@
       </w:r>
       <w:r>
         <w:t xml:space="preserve">uses the same six letters (R, I, A, S, E, C).</w:t>
-      </w:r>
-      <w:r>
-        <w:t xml:space="preserve"> </w:t>
-      </w:r>
-      <w:r>
-        <w:rPr>
-          <w:rStyle w:val="TeacherNote"/>
-        </w:rPr>
-        <w:t xml:space="preserve">[Sal: if Lesson 2.2 ends up using a different inventory, change the letters on the posters, not the lesson.]</w:t>
       </w:r>
     </w:p>
     <w:sectPr>
